--- a/hands-on/STEP-CARD.docx
+++ b/hands-on/STEP-CARD.docx
@@ -200,7 +200,61 @@
           <w:p>
             <w:r/>
             <w:r>
-              <w:t>The correct teams for the test. Upload only at the very end.</w:t>
+              <w:t>The correct teams for the test. Upload only after step 3's answers.</w:t>
+            </w:r>
+          </w:p>
+        </w:tc>
+      </w:tr>
+      <w:tr>
+        <w:tc>
+          <w:tcPr>
+            <w:tcW w:type="dxa" w:w="4320"/>
+          </w:tcPr>
+          <w:p>
+            <w:r/>
+            <w:r>
+              <w:rPr>
+                <w:rFonts w:ascii="Courier New" w:hAnsi="Courier New"/>
+              </w:rPr>
+              <w:t>final.csv</w:t>
+            </w:r>
+          </w:p>
+        </w:tc>
+        <w:tc>
+          <w:tcPr>
+            <w:tcW w:type="dxa" w:w="4320"/>
+          </w:tcPr>
+          <w:p>
+            <w:r/>
+            <w:r>
+              <w:t>20 more new statements. For step 4 only.</w:t>
+            </w:r>
+          </w:p>
+        </w:tc>
+      </w:tr>
+      <w:tr>
+        <w:tc>
+          <w:tcPr>
+            <w:tcW w:type="dxa" w:w="4320"/>
+          </w:tcPr>
+          <w:p>
+            <w:r/>
+            <w:r>
+              <w:rPr>
+                <w:rFonts w:ascii="Courier New" w:hAnsi="Courier New"/>
+              </w:rPr>
+              <w:t>final_labels.csv</w:t>
+            </w:r>
+          </w:p>
+        </w:tc>
+        <w:tc>
+          <w:tcPr>
+            <w:tcW w:type="dxa" w:w="4320"/>
+          </w:tcPr>
+          <w:p>
+            <w:r/>
+            <w:r>
+              <w:t>The correct teams for the final exam. Upload only at the very end.</w:t>
             </w:r>
           </w:p>
         </w:tc>
@@ -630,12 +684,132 @@
         <w:pStyle w:val="Heading1"/>
       </w:pPr>
       <w:r>
-        <w:t>Compare your two numbers</w:t>
+        <w:t>Step 4: round 2 and the final exam (5 min)</w:t>
       </w:r>
     </w:p>
     <w:p>
       <w:r>
-        <w:t>Turn both into percent (practice ÷ 60, test ÷ 30).</w:t>
+        <w:t xml:space="preserve">In the </w:t>
+      </w:r>
+      <w:r>
+        <w:rPr>
+          <w:b/>
+        </w:rPr>
+        <w:t>test chat</w:t>
+      </w:r>
+      <w:r>
+        <w:t>, send:</w:t>
+      </w:r>
+    </w:p>
+    <w:tbl>
+      <w:tblPr>
+        <w:tblStyle w:val="TableGrid"/>
+        <w:tblW w:type="auto" w:w="0"/>
+        <w:tblLook w:firstColumn="1" w:firstRow="1" w:lastColumn="0" w:lastRow="0" w:noHBand="0" w:noVBand="1" w:val="04A0"/>
+      </w:tblPr>
+      <w:tblGrid>
+        <w:gridCol w:w="8640"/>
+      </w:tblGrid>
+      <w:tr>
+        <w:tc>
+          <w:tcPr>
+            <w:tcW w:type="dxa" w:w="8640"/>
+          </w:tcPr>
+          <w:p>
+            <w:r/>
+            <w:r>
+              <w:rPr>
+                <w:rFonts w:ascii="Courier New" w:hAnsi="Courier New"/>
+                <w:sz w:val="19"/>
+              </w:rPr>
+              <w:t>Look at the misses on the test. Which rules would have prevented them?</w:t>
+              <w:br/>
+              <w:t>Rewrite the prompt so that it gets these right. Write rules, do not copy statements.</w:t>
+              <w:br/>
+              <w:t>Show me the new prompt in a code block.</w:t>
+            </w:r>
+          </w:p>
+        </w:tc>
+      </w:tr>
+    </w:tbl>
+    <w:p/>
+    <w:p>
+      <w:r>
+        <w:t xml:space="preserve">Open a </w:t>
+      </w:r>
+      <w:r>
+        <w:rPr>
+          <w:b/>
+        </w:rPr>
+        <w:t>new chat</w:t>
+      </w:r>
+      <w:r>
+        <w:t xml:space="preserve">. Upload only </w:t>
+      </w:r>
+      <w:r>
+        <w:rPr>
+          <w:rFonts w:ascii="Courier New" w:hAnsi="Courier New"/>
+        </w:rPr>
+        <w:t>final.csv</w:t>
+      </w:r>
+      <w:r>
+        <w:t xml:space="preserve"> and send the same message as in step 3, with the new prompt pasted in and </w:t>
+      </w:r>
+      <w:r>
+        <w:rPr>
+          <w:rFonts w:ascii="Courier New" w:hAnsi="Courier New"/>
+        </w:rPr>
+        <w:t>final.csv</w:t>
+      </w:r>
+      <w:r>
+        <w:t xml:space="preserve"> instead of </w:t>
+      </w:r>
+      <w:r>
+        <w:rPr>
+          <w:rFonts w:ascii="Courier New" w:hAnsi="Courier New"/>
+        </w:rPr>
+        <w:t>test.csv</w:t>
+      </w:r>
+      <w:r>
+        <w:t xml:space="preserve">. When the table is there, upload </w:t>
+      </w:r>
+      <w:r>
+        <w:rPr>
+          <w:rFonts w:ascii="Courier New" w:hAnsi="Courier New"/>
+        </w:rPr>
+        <w:t>final_labels.csv</w:t>
+      </w:r>
+      <w:r>
+        <w:t xml:space="preserve"> and ask for the score as "correct / 20".</w:t>
+      </w:r>
+    </w:p>
+    <w:p>
+      <w:r>
+        <w:t xml:space="preserve">Write down your score: </w:t>
+      </w:r>
+      <w:r>
+        <w:rPr>
+          <w:b/>
+        </w:rPr>
+        <w:t>Final exam: ____ / 20</w:t>
+      </w:r>
+    </w:p>
+    <w:p>
+      <w:r>
+        <w:t>Once you have improved the prompt on the test, the test can no longer tell you how good it is. That's why there is a final exam.</w:t>
+      </w:r>
+    </w:p>
+    <w:p>
+      <w:pPr>
+        <w:pStyle w:val="Heading1"/>
+      </w:pPr>
+      <w:r>
+        <w:t>Compare your numbers</w:t>
+      </w:r>
+    </w:p>
+    <w:p>
+      <w:r>
+        <w:t>Turn them into percent (practice ÷ 60, test ÷ 30, final ÷ 20).</w:t>
       </w:r>
     </w:p>
     <w:p>
